--- a/docs/Avalon_Research_Design.docx
+++ b/docs/Avalon_Research_Design.docx
@@ -1035,7 +1035,7 @@
         <w:t>课程关联：</w:t>
       </w:r>
       <w:r>
-        <w:t>问题是部分可观察随机博弈，是课程部分可观察讲义的多智能体推广；方法涉及策略梯度与 actor–critic（第 13 章）、PPO（深度强化学习讲义）、GAE 与 λ-return（第 12 章），以及用循环网络学习信念状态（部分可观察讲义）。[C1, C2]</w:t>
+        <w:t>问题是部分可观察随机博弈，是课程部分可观察讲义的多智能体推广；方法涉及策略梯度与 actor–critic（第 13 章）、PPO（深度强化学习讲义）、GAE 与 λ-return（第 12 章），以及把完整的观察历史编码为信息状态（部分可观察讲义中的 information state）。[C1, C2]</w:t>
       </w:r>
     </w:p>
     <w:p>

--- a/docs/Avalon_Research_Design.docx
+++ b/docs/Avalon_Research_Design.docx
@@ -20,7 +20,7 @@
     </w:p>
     <w:p>
       <w:r>
-        <w:t>CS7329 Reinforcement Learning ｜ 研究设计 ｜ 2026年10月20日 ｜ 配套：《实现方案》</w:t>
+        <w:t>CS7329 Reinforcement Learning ｜ 研究设计 ｜ 2026年10月28日 ｜ 配套：《实现方案》</w:t>
       </w:r>
     </w:p>
     <w:p>
@@ -401,6 +401,17 @@
       </w:r>
       <w:r>
         <w:t>沉默对局的决策更少，也不存在“消息被忽略”的 cheap-talk 学习难题，更容易训练成稳定的基线，并可作为各通信配置的起点。研究因此表述为“交流带来了什么”。不预设方向：交流可能帮助好人协调，也可能帮助坏人欺骗或找到梅林；不同信息的作用方向也可能相反，例如身份声明可能帮助派西维尔，也可能把梅林暴露给刺客。</w:t>
+      </w:r>
+    </w:p>
+    <w:p>
+      <w:r>
+        <w:rPr>
+          <w:b/>
+        </w:rPr>
+        <w:t>以近似均衡为主基线：</w:t>
+      </w:r>
+      <w:r>
+        <w:t>普通 self-play 学到的是与特定对手共同适应的策略，同一训练群体内的胜率会把“交流的作用”和“这群智能体恰好学到的约定”混在一起。主基线 S-eq 因此以与对手无关的近似纳什均衡为目标（PPO 加磁性镜像下降 MMD [14]），并用近似可利用度报告它离均衡多远 [15]；普通 self-play 的 S-ind 保留为次基线，用来衡量共同适应本身有多大。</w:t>
       </w:r>
     </w:p>
     <w:p>
@@ -936,6 +947,7 @@
           </w:tcPr>
           <w:p>
             <w:pPr>
+              <w:keepNext/>
               <w:spacing w:after="0" w:line="271" w:lineRule="auto"/>
             </w:pPr>
             <w:r>
@@ -955,6 +967,7 @@
           </w:tcPr>
           <w:p>
             <w:pPr>
+              <w:keepNext/>
               <w:spacing w:after="0" w:line="271" w:lineRule="auto"/>
             </w:pPr>
             <w:r>
@@ -972,6 +985,7 @@
           </w:tcPr>
           <w:p>
             <w:pPr>
+              <w:keepNext/>
               <w:spacing w:after="0" w:line="271" w:lineRule="auto"/>
             </w:pPr>
             <w:r>
@@ -979,6 +993,181 @@
                 <w:sz w:val="19"/>
               </w:rPr>
               <w:t>训练算法</w:t>
+            </w:r>
+          </w:p>
+        </w:tc>
+      </w:tr>
+      <w:tr>
+        <w:trPr>
+          <w:cantSplit/>
+        </w:trPr>
+        <w:tc>
+          <w:tcPr>
+            <w:tcW w:type="dxa" w:w="2088"/>
+            <w:vAlign w:val="center"/>
+          </w:tcPr>
+          <w:p>
+            <w:pPr>
+              <w:keepNext/>
+              <w:spacing w:after="0" w:line="271" w:lineRule="auto"/>
+              <w:jc w:val="center"/>
+            </w:pPr>
+            <w:r>
+              <w:rPr>
+                <w:sz w:val="19"/>
+              </w:rPr>
+              <w:t>MMD [14]</w:t>
+            </w:r>
+          </w:p>
+        </w:tc>
+        <w:tc>
+          <w:tcPr>
+            <w:tcW w:type="dxa" w:w="3456"/>
+            <w:vAlign w:val="center"/>
+          </w:tcPr>
+          <w:p>
+            <w:pPr>
+              <w:keepNext/>
+              <w:spacing w:after="0" w:line="271" w:lineRule="auto"/>
+            </w:pPr>
+            <w:r>
+              <w:rPr>
+                <w:sz w:val="19"/>
+              </w:rPr>
+              <w:t>策略梯度加上指向 magnet 策略的 KL 正则；magnet 定期更新时，在两人零和博弈中趋向纳什均衡</w:t>
+            </w:r>
+          </w:p>
+        </w:tc>
+        <w:tc>
+          <w:tcPr>
+            <w:tcW w:type="dxa" w:w="4118"/>
+            <w:vAlign w:val="center"/>
+          </w:tcPr>
+          <w:p>
+            <w:pPr>
+              <w:keepNext/>
+              <w:spacing w:after="0" w:line="271" w:lineRule="auto"/>
+            </w:pPr>
+            <w:r>
+              <w:rPr>
+                <w:sz w:val="19"/>
+              </w:rPr>
+              <w:t>主基线 S-eq 的训练算法</w:t>
+            </w:r>
+          </w:p>
+        </w:tc>
+      </w:tr>
+      <w:tr>
+        <w:trPr>
+          <w:cantSplit/>
+        </w:trPr>
+        <w:tc>
+          <w:tcPr>
+            <w:tcW w:type="dxa" w:w="2088"/>
+            <w:vAlign w:val="center"/>
+          </w:tcPr>
+          <w:p>
+            <w:pPr>
+              <w:keepNext/>
+              <w:spacing w:after="0" w:line="271" w:lineRule="auto"/>
+            </w:pPr>
+            <w:r>
+              <w:rPr>
+                <w:sz w:val="19"/>
+              </w:rPr>
+              <w:t>Timbers et al. [15]</w:t>
+            </w:r>
+          </w:p>
+        </w:tc>
+        <w:tc>
+          <w:tcPr>
+            <w:tcW w:type="dxa" w:w="3456"/>
+            <w:vAlign w:val="center"/>
+          </w:tcPr>
+          <w:p>
+            <w:pPr>
+              <w:keepNext/>
+              <w:spacing w:after="0" w:line="271" w:lineRule="auto"/>
+            </w:pPr>
+            <w:r>
+              <w:rPr>
+                <w:sz w:val="19"/>
+              </w:rPr>
+              <w:t>固定被评估策略，用 RL 训练最优反应，估计可利用度</w:t>
+            </w:r>
+          </w:p>
+        </w:tc>
+        <w:tc>
+          <w:tcPr>
+            <w:tcW w:type="dxa" w:w="4118"/>
+            <w:vAlign w:val="center"/>
+          </w:tcPr>
+          <w:p>
+            <w:pPr>
+              <w:keepNext/>
+              <w:spacing w:after="0" w:line="271" w:lineRule="auto"/>
+            </w:pPr>
+            <w:r>
+              <w:rPr>
+                <w:sz w:val="19"/>
+              </w:rPr>
+              <w:t>衡量各配置离均衡多远</w:t>
+            </w:r>
+          </w:p>
+        </w:tc>
+      </w:tr>
+      <w:tr>
+        <w:trPr>
+          <w:cantSplit/>
+        </w:trPr>
+        <w:tc>
+          <w:tcPr>
+            <w:tcW w:type="dxa" w:w="2088"/>
+            <w:vAlign w:val="center"/>
+          </w:tcPr>
+          <w:p>
+            <w:pPr>
+              <w:spacing w:after="0" w:line="271" w:lineRule="auto"/>
+            </w:pPr>
+            <w:r>
+              <w:rPr>
+                <w:sz w:val="19"/>
+              </w:rPr>
+              <w:t>Celli &amp; Gatti [16]</w:t>
+            </w:r>
+          </w:p>
+        </w:tc>
+        <w:tc>
+          <w:tcPr>
+            <w:tcW w:type="dxa" w:w="3456"/>
+            <w:vAlign w:val="center"/>
+          </w:tcPr>
+          <w:p>
+            <w:pPr>
+              <w:spacing w:after="0" w:line="271" w:lineRule="auto"/>
+            </w:pPr>
+            <w:r>
+              <w:rPr>
+                <w:sz w:val="19"/>
+              </w:rPr>
+              <w:t>两队零和博弈的均衡概念（TME、TMECor、TMECom）</w:t>
+            </w:r>
+          </w:p>
+        </w:tc>
+        <w:tc>
+          <w:tcPr>
+            <w:tcW w:type="dxa" w:w="4118"/>
+            <w:vAlign w:val="center"/>
+          </w:tcPr>
+          <w:p>
+            <w:pPr>
+              <w:spacing w:after="0" w:line="271" w:lineRule="auto"/>
+            </w:pPr>
+            <w:r>
+              <w:rPr>
+                <w:sz w:val="19"/>
+              </w:rPr>
+              <w:t>队内能否交流会改变队伍博弈的均衡值，是 ΔV 的理论依据</w:t>
             </w:r>
           </w:p>
         </w:tc>
@@ -1009,6 +1198,14 @@
       </w:pPr>
       <w:r>
         <w:t>以沉默对局为基线，在规则、算法和预算上受控、逐级加入通信的实验；</w:t>
+      </w:r>
+    </w:p>
+    <w:p>
+      <w:pPr>
+        <w:pStyle w:val="ListBullet"/>
+      </w:pPr>
+      <w:r>
+        <w:t>以近似纳什均衡策略为主基线，并报告可利用度，把交流的作用表述为均衡值的变化，而不只是某一训练群体内的胜率变化；</w:t>
       </w:r>
     </w:p>
     <w:p>
@@ -1964,6 +2161,57 @@
         <w:t>5 实验设计</w:t>
       </w:r>
     </w:p>
+    <w:p>
+      <w:r>
+        <w:rPr>
+          <w:b/>
+        </w:rPr>
+        <w:t>两个沉默基线：</w:t>
+      </w:r>
+      <w:r/>
+    </w:p>
+    <w:p>
+      <w:pPr>
+        <w:pStyle w:val="ListBullet"/>
+      </w:pPr>
+      <w:r>
+        <w:rPr>
+          <w:b/>
+        </w:rPr>
+        <w:t>S-eq（主基线）：</w:t>
+      </w:r>
+      <w:r>
+        <w:t>PPO 加 MMD 正则，magnet 为定期刷新的策略副本，目标是与对手无关的近似纳什均衡。正则强度与刷新间隔由小规模 pilot 按可利用度选定，之后所有通信配置沿用。</w:t>
+      </w:r>
+    </w:p>
+    <w:p>
+      <w:pPr>
+        <w:pStyle w:val="ListBullet"/>
+      </w:pPr>
+      <w:r>
+        <w:rPr>
+          <w:b/>
+        </w:rPr>
+        <w:t>S-ind（次基线）：</w:t>
+      </w:r>
+      <w:r>
+        <w:t>不加正则的 PPO self-play，对手为当前自己、历史快照与规则玩家。它衡量共同适应：同种子胜率与跨种子胜率之差、可利用度与 S-eq 之差。</w:t>
+      </w:r>
+    </w:p>
+    <w:p>
+      <w:pPr>
+        <w:pStyle w:val="ListBullet"/>
+      </w:pPr>
+      <w:r>
+        <w:rPr>
+          <w:b/>
+        </w:rPr>
+        <w:t>通信配置的训练方式：</w:t>
+      </w:r>
+      <w:r>
+        <w:t>M、M+k、F 都用 S-eq 的算法与超参数训练，因此主比较是“均衡对均衡”。</w:t>
+      </w:r>
+    </w:p>
     <w:tbl>
       <w:tblPr>
         <w:tblW w:type="auto" w:w="0"/>
@@ -2160,7 +2408,7 @@
               <w:rPr>
                 <w:sz w:val="19"/>
               </w:rPr>
-              <w:t>S</w:t>
+              <w:t>S-eq</w:t>
             </w:r>
           </w:p>
         </w:tc>
@@ -2268,7 +2516,139 @@
               <w:rPr>
                 <w:sz w:val="19"/>
               </w:rPr>
-              <w:t>沉默基线（对照组）</w:t>
+              <w:t>沉默主基线（对照组），近似均衡</w:t>
+            </w:r>
+          </w:p>
+        </w:tc>
+      </w:tr>
+      <w:tr>
+        <w:trPr>
+          <w:cantSplit/>
+        </w:trPr>
+        <w:tc>
+          <w:tcPr>
+            <w:tcW w:type="dxa" w:w="1368"/>
+            <w:vAlign w:val="center"/>
+          </w:tcPr>
+          <w:p>
+            <w:pPr>
+              <w:keepNext/>
+              <w:spacing w:after="0" w:line="271" w:lineRule="auto"/>
+              <w:jc w:val="center"/>
+            </w:pPr>
+            <w:r>
+              <w:rPr>
+                <w:sz w:val="19"/>
+              </w:rPr>
+              <w:t>S-ind</w:t>
+            </w:r>
+          </w:p>
+        </w:tc>
+        <w:tc>
+          <w:tcPr>
+            <w:tcW w:type="dxa" w:w="864"/>
+            <w:vAlign w:val="center"/>
+          </w:tcPr>
+          <w:p>
+            <w:pPr>
+              <w:keepNext/>
+              <w:spacing w:after="0" w:line="271" w:lineRule="auto"/>
+            </w:pPr>
+            <w:r>
+              <w:rPr>
+                <w:sz w:val="19"/>
+              </w:rPr>
+              <w:t>关</w:t>
+            </w:r>
+          </w:p>
+        </w:tc>
+        <w:tc>
+          <w:tcPr>
+            <w:tcW w:type="dxa" w:w="864"/>
+            <w:vAlign w:val="center"/>
+          </w:tcPr>
+          <w:p>
+            <w:pPr>
+              <w:keepNext/>
+              <w:spacing w:after="0" w:line="271" w:lineRule="auto"/>
+            </w:pPr>
+            <w:r>
+              <w:rPr>
+                <w:sz w:val="19"/>
+              </w:rPr>
+              <w:t>关</w:t>
+            </w:r>
+          </w:p>
+        </w:tc>
+        <w:tc>
+          <w:tcPr>
+            <w:tcW w:type="dxa" w:w="864"/>
+            <w:vAlign w:val="center"/>
+          </w:tcPr>
+          <w:p>
+            <w:pPr>
+              <w:keepNext/>
+              <w:spacing w:after="0" w:line="271" w:lineRule="auto"/>
+            </w:pPr>
+            <w:r>
+              <w:rPr>
+                <w:sz w:val="19"/>
+              </w:rPr>
+              <w:t>关</w:t>
+            </w:r>
+          </w:p>
+        </w:tc>
+        <w:tc>
+          <w:tcPr>
+            <w:tcW w:type="dxa" w:w="864"/>
+            <w:vAlign w:val="center"/>
+          </w:tcPr>
+          <w:p>
+            <w:pPr>
+              <w:keepNext/>
+              <w:spacing w:after="0" w:line="271" w:lineRule="auto"/>
+            </w:pPr>
+            <w:r>
+              <w:rPr>
+                <w:sz w:val="19"/>
+              </w:rPr>
+              <w:t>关</w:t>
+            </w:r>
+          </w:p>
+        </w:tc>
+        <w:tc>
+          <w:tcPr>
+            <w:tcW w:type="dxa" w:w="864"/>
+            <w:vAlign w:val="center"/>
+          </w:tcPr>
+          <w:p>
+            <w:pPr>
+              <w:keepNext/>
+              <w:spacing w:after="0" w:line="271" w:lineRule="auto"/>
+            </w:pPr>
+            <w:r>
+              <w:rPr>
+                <w:sz w:val="19"/>
+              </w:rPr>
+              <w:t>关</w:t>
+            </w:r>
+          </w:p>
+        </w:tc>
+        <w:tc>
+          <w:tcPr>
+            <w:tcW w:type="dxa" w:w="3974"/>
+            <w:vAlign w:val="center"/>
+          </w:tcPr>
+          <w:p>
+            <w:pPr>
+              <w:keepNext/>
+              <w:spacing w:after="0" w:line="271" w:lineRule="auto"/>
+            </w:pPr>
+            <w:r>
+              <w:rPr>
+                <w:sz w:val="19"/>
+              </w:rPr>
+              <w:t>沉默次基线，普通 self-play</w:t>
             </w:r>
           </w:p>
         </w:tc>
@@ -2939,7 +3319,7 @@
     </w:p>
     <w:p>
       <w:r>
-        <w:t>核心层为 S、M、F；扩展层为在 M 上逐项加入一个槽位的三个配置。</w:t>
+        <w:t>核心层为 S-eq、S-ind、M、F；扩展层为在 M 上逐项加入一个槽位的三个配置。下文的 S 不加说明时指 S-eq。</w:t>
       </w:r>
     </w:p>
     <w:tbl>
@@ -3093,7 +3473,7 @@
               <w:rPr>
                 <w:sz w:val="19"/>
               </w:rPr>
-              <w:t>沉默</w:t>
+              <w:t>沉默（S-eq）</w:t>
             </w:r>
           </w:p>
         </w:tc>
@@ -3130,6 +3510,84 @@
                 <w:sz w:val="19"/>
               </w:rPr>
               <w:t>对照组</w:t>
+            </w:r>
+          </w:p>
+        </w:tc>
+      </w:tr>
+      <w:tr>
+        <w:trPr>
+          <w:cantSplit/>
+        </w:trPr>
+        <w:tc>
+          <w:tcPr>
+            <w:tcW w:type="dxa" w:w="1440"/>
+            <w:vAlign w:val="center"/>
+          </w:tcPr>
+          <w:p>
+            <w:pPr>
+              <w:keepNext/>
+              <w:spacing w:after="0" w:line="271" w:lineRule="auto"/>
+              <w:jc w:val="center"/>
+            </w:pPr>
+            <w:r>
+              <w:rPr>
+                <w:sz w:val="19"/>
+              </w:rPr>
+              <w:t>S-ind → S-ind</w:t>
+            </w:r>
+          </w:p>
+        </w:tc>
+        <w:tc>
+          <w:tcPr>
+            <w:tcW w:type="dxa" w:w="1944"/>
+            <w:vAlign w:val="center"/>
+          </w:tcPr>
+          <w:p>
+            <w:pPr>
+              <w:keepNext/>
+              <w:spacing w:after="0" w:line="271" w:lineRule="auto"/>
+            </w:pPr>
+            <w:r>
+              <w:rPr>
+                <w:sz w:val="19"/>
+              </w:rPr>
+              <w:t>沉默（普通 self-play）</w:t>
+            </w:r>
+          </w:p>
+        </w:tc>
+        <w:tc>
+          <w:tcPr>
+            <w:tcW w:type="dxa" w:w="2520"/>
+            <w:vAlign w:val="center"/>
+          </w:tcPr>
+          <w:p>
+            <w:pPr>
+              <w:keepNext/>
+              <w:spacing w:after="0" w:line="271" w:lineRule="auto"/>
+            </w:pPr>
+            <w:r>
+              <w:rPr>
+                <w:sz w:val="19"/>
+              </w:rPr>
+              <w:t>沉默</w:t>
+            </w:r>
+          </w:p>
+        </w:tc>
+        <w:tc>
+          <w:tcPr>
+            <w:tcW w:type="dxa" w:w="3758"/>
+            <w:vAlign w:val="center"/>
+          </w:tcPr>
+          <w:p>
+            <w:pPr>
+              <w:keepNext/>
+              <w:spacing w:after="0" w:line="271" w:lineRule="auto"/>
+            </w:pPr>
+            <w:r>
+              <w:rPr>
+                <w:sz w:val="19"/>
+              </w:rPr>
+              <w:t>共同适应的参照</w:t>
             </w:r>
           </w:p>
         </w:tc>
@@ -3678,7 +4136,7 @@
         <w:t>控制：</w:t>
       </w:r>
       <w:r>
-        <w:t>各配置使用相同的网络结构、输出头、超参数与训练局数，只用掩码改变可用槽位。训练随机种子是重复单位，核心层每个配置 3 个种子。通信配置从同一种子的沉默 checkpoint 分支训练，以便配对比较；但这可能让通信策略沿用沉默时的打法，因此另设从头训练的对照。</w:t>
+        <w:t>各配置使用相同的网络结构、输出头、超参数与训练局数，只用掩码改变可用槽位。训练随机种子是重复单位，核心层每个配置 3 个种子。通信配置从同一种子的 S-eq checkpoint 分支，并沿用相同的 MMD 设置，以便配对比较；但这可能让通信策略沿用沉默时的打法，因此另设从头训练的对照。</w:t>
       </w:r>
     </w:p>
     <w:p>
@@ -3700,6 +4158,317 @@
     <w:p>
       <w:r>
         <w:t>主指标为 ΔGood＝P(Good wins | F → F) − P(Good wins | S → S)。正值表示在本实验设定下交流更有利于好人，负值表示更有利于坏人；阶梯上的相邻差值同样报告。50% 只是胜率对称的参考点，不代表这款非对称游戏应当天然公平。</w:t>
+      </w:r>
+    </w:p>
+    <w:p>
+      <w:r>
+        <w:rPr>
+          <w:b/>
+        </w:rPr>
+        <w:t>均衡值的解释：</w:t>
+      </w:r>
+      <w:r>
+        <w:t>两人零和博弈中，cheap talk 不改变博弈值：听者可以忽略消息，说话者可以说无意义的话。阿瓦隆是两队零和博弈，同队成员之间信息不对称，好人尤其缺少梅林所掌握的信息；公开交流让队友可以传递私有信息，但对手也能听到，因此均衡值可以改变，方向事先未知。[16] 当 S 与 F 都接近均衡时，ΔGood 近似均衡值之差 ΔV＝V(F) − V(S)，回答的是“交流是否改变了这款游戏本身的平衡”，而不只是“这群智能体是否打得不同”。</w:t>
+      </w:r>
+    </w:p>
+    <w:p>
+      <w:pPr>
+        <w:pStyle w:val="Heading2"/>
+      </w:pPr>
+      <w:r>
+        <w:t>均衡质量（各 RQ 的前提）</w:t>
+      </w:r>
+    </w:p>
+    <w:tbl>
+      <w:tblPr>
+        <w:tblW w:type="auto" w:w="0"/>
+        <w:jc w:val="center"/>
+        <w:tblLayout w:type="fixed"/>
+        <w:tblLook w:firstColumn="1" w:firstRow="1" w:lastColumn="0" w:lastRow="0" w:noHBand="0" w:noVBand="1" w:val="04A0"/>
+        <w:tblBorders>
+          <w:top w:val="single" w:sz="4" w:color="D9D9D9"/>
+          <w:left w:val="single" w:sz="4" w:color="D9D9D9"/>
+          <w:bottom w:val="single" w:sz="4" w:color="D9D9D9"/>
+          <w:right w:val="single" w:sz="4" w:color="D9D9D9"/>
+          <w:insideH w:val="single" w:sz="4" w:color="D9D9D9"/>
+          <w:insideV w:val="single" w:sz="4" w:color="D9D9D9"/>
+        </w:tblBorders>
+        <w:tblCellMar>
+          <w:top w:w="85" w:type="dxa"/>
+          <w:bottom w:w="85" w:type="dxa"/>
+          <w:left w:w="105" w:type="dxa"/>
+          <w:right w:w="105" w:type="dxa"/>
+        </w:tblCellMar>
+      </w:tblPr>
+      <w:tblGrid>
+        <w:gridCol w:w="1728"/>
+        <w:gridCol w:w="4680"/>
+        <w:gridCol w:w="3254"/>
+      </w:tblGrid>
+      <w:tr>
+        <w:trPr>
+          <w:tblHeader/>
+          <w:cantSplit/>
+        </w:trPr>
+        <w:tc>
+          <w:tcPr>
+            <w:tcW w:type="dxa" w:w="1728"/>
+            <w:vAlign w:val="center"/>
+            <w:shd w:fill="E6EDF3"/>
+          </w:tcPr>
+          <w:p>
+            <w:pPr>
+              <w:keepNext/>
+              <w:spacing w:after="0" w:line="271" w:lineRule="auto"/>
+              <w:jc w:val="center"/>
+            </w:pPr>
+            <w:r>
+              <w:rPr>
+                <w:b/>
+                <w:sz w:val="19"/>
+              </w:rPr>
+              <w:t>指标</w:t>
+            </w:r>
+          </w:p>
+        </w:tc>
+        <w:tc>
+          <w:tcPr>
+            <w:tcW w:type="dxa" w:w="4680"/>
+            <w:vAlign w:val="center"/>
+            <w:shd w:fill="E6EDF3"/>
+          </w:tcPr>
+          <w:p>
+            <w:pPr>
+              <w:keepNext/>
+              <w:spacing w:after="0" w:line="271" w:lineRule="auto"/>
+            </w:pPr>
+            <w:r>
+              <w:rPr>
+                <w:b/>
+                <w:sz w:val="19"/>
+              </w:rPr>
+              <w:t>量化方式</w:t>
+            </w:r>
+          </w:p>
+        </w:tc>
+        <w:tc>
+          <w:tcPr>
+            <w:tcW w:type="dxa" w:w="3254"/>
+            <w:vAlign w:val="center"/>
+            <w:shd w:fill="E6EDF3"/>
+          </w:tcPr>
+          <w:p>
+            <w:pPr>
+              <w:keepNext/>
+              <w:spacing w:after="0" w:line="271" w:lineRule="auto"/>
+            </w:pPr>
+            <w:r>
+              <w:rPr>
+                <w:b/>
+                <w:sz w:val="19"/>
+              </w:rPr>
+              <w:t>用途</w:t>
+            </w:r>
+          </w:p>
+        </w:tc>
+      </w:tr>
+      <w:tr>
+        <w:trPr>
+          <w:cantSplit/>
+        </w:trPr>
+        <w:tc>
+          <w:tcPr>
+            <w:tcW w:type="dxa" w:w="1728"/>
+            <w:vAlign w:val="center"/>
+          </w:tcPr>
+          <w:p>
+            <w:pPr>
+              <w:keepNext/>
+              <w:spacing w:after="0" w:line="271" w:lineRule="auto"/>
+              <w:jc w:val="center"/>
+            </w:pPr>
+            <w:r>
+              <w:rPr>
+                <w:sz w:val="19"/>
+              </w:rPr>
+              <w:t>近似可利用度</w:t>
+            </w:r>
+          </w:p>
+        </w:tc>
+        <w:tc>
+          <w:tcPr>
+            <w:tcW w:type="dxa" w:w="4680"/>
+            <w:vAlign w:val="center"/>
+          </w:tcPr>
+          <w:p>
+            <w:pPr>
+              <w:keepNext/>
+              <w:spacing w:after="0" w:line="271" w:lineRule="auto"/>
+            </w:pPr>
+            <w:r>
+              <w:rPr>
+                <w:sz w:val="19"/>
+              </w:rPr>
+              <w:t>分别冻结一方，用 RL 训练另一方的最优反应：BR 好人胜率 ＋ BR 坏人胜率 − 1；纳什均衡处为 0</w:t>
+            </w:r>
+          </w:p>
+        </w:tc>
+        <w:tc>
+          <w:tcPr>
+            <w:tcW w:type="dxa" w:w="3254"/>
+            <w:vAlign w:val="center"/>
+          </w:tcPr>
+          <w:p>
+            <w:pPr>
+              <w:keepNext/>
+              <w:spacing w:after="0" w:line="271" w:lineRule="auto"/>
+            </w:pPr>
+            <w:r>
+              <w:rPr>
+                <w:sz w:val="19"/>
+              </w:rPr>
+              <w:t>比较 S-eq、S-ind 与各通信配置离均衡多远；同一 BR 预算下比较</w:t>
+            </w:r>
+          </w:p>
+        </w:tc>
+      </w:tr>
+      <w:tr>
+        <w:trPr>
+          <w:cantSplit/>
+        </w:trPr>
+        <w:tc>
+          <w:tcPr>
+            <w:tcW w:type="dxa" w:w="1728"/>
+            <w:vAlign w:val="center"/>
+          </w:tcPr>
+          <w:p>
+            <w:pPr>
+              <w:keepNext/>
+              <w:spacing w:after="0" w:line="271" w:lineRule="auto"/>
+              <w:jc w:val="center"/>
+            </w:pPr>
+            <w:r>
+              <w:rPr>
+                <w:sz w:val="19"/>
+              </w:rPr>
+              <w:t>跨种子交叉对战</w:t>
+            </w:r>
+          </w:p>
+        </w:tc>
+        <w:tc>
+          <w:tcPr>
+            <w:tcW w:type="dxa" w:w="4680"/>
+            <w:vAlign w:val="center"/>
+          </w:tcPr>
+          <w:p>
+            <w:pPr>
+              <w:keepNext/>
+              <w:spacing w:after="0" w:line="271" w:lineRule="auto"/>
+            </w:pPr>
+            <w:r>
+              <w:rPr>
+                <w:sz w:val="19"/>
+              </w:rPr>
+              <w:t>3 × 3 的好人 i 对坏人 j 矩阵；同种子对角线与跨种子非对角线分别汇总</w:t>
+            </w:r>
+          </w:p>
+        </w:tc>
+        <w:tc>
+          <w:tcPr>
+            <w:tcW w:type="dxa" w:w="3254"/>
+            <w:vAlign w:val="center"/>
+          </w:tcPr>
+          <w:p>
+            <w:pPr>
+              <w:keepNext/>
+              <w:spacing w:after="0" w:line="271" w:lineRule="auto"/>
+            </w:pPr>
+            <w:r>
+              <w:rPr>
+                <w:sz w:val="19"/>
+              </w:rPr>
+              <w:t>对角线与非对角线之差衡量共同适应；均衡策略应当两者接近</w:t>
+            </w:r>
+          </w:p>
+        </w:tc>
+      </w:tr>
+      <w:tr>
+        <w:trPr>
+          <w:cantSplit/>
+        </w:trPr>
+        <w:tc>
+          <w:tcPr>
+            <w:tcW w:type="dxa" w:w="1728"/>
+            <w:vAlign w:val="center"/>
+          </w:tcPr>
+          <w:p>
+            <w:pPr>
+              <w:spacing w:after="0" w:line="271" w:lineRule="auto"/>
+              <w:jc w:val="center"/>
+            </w:pPr>
+            <w:r>
+              <w:rPr>
+                <w:sz w:val="19"/>
+              </w:rPr>
+              <w:t>对规则对手</w:t>
+            </w:r>
+          </w:p>
+        </w:tc>
+        <w:tc>
+          <w:tcPr>
+            <w:tcW w:type="dxa" w:w="4680"/>
+            <w:vAlign w:val="center"/>
+          </w:tcPr>
+          <w:p>
+            <w:pPr>
+              <w:spacing w:after="0" w:line="271" w:lineRule="auto"/>
+            </w:pPr>
+            <w:r>
+              <w:rPr>
+                <w:sz w:val="19"/>
+              </w:rPr>
+              <w:t>冻结策略分别对规则好人与规则坏人的胜率</w:t>
+            </w:r>
+          </w:p>
+        </w:tc>
+        <w:tc>
+          <w:tcPr>
+            <w:tcW w:type="dxa" w:w="3254"/>
+            <w:vAlign w:val="center"/>
+          </w:tcPr>
+          <w:p>
+            <w:pPr>
+              <w:spacing w:after="0" w:line="271" w:lineRule="auto"/>
+            </w:pPr>
+            <w:r>
+              <w:rPr>
+                <w:sz w:val="19"/>
+              </w:rPr>
+              <w:t>排除“彼此都很弱”的退化均衡</w:t>
+            </w:r>
+          </w:p>
+        </w:tc>
+      </w:tr>
+    </w:tbl>
+    <w:p>
+      <w:pPr>
+        <w:spacing w:after="0" w:before="0" w:line="240" w:lineRule="auto"/>
+      </w:pPr>
+      <w:r>
+        <w:rPr>
+          <w:sz w:val="4"/>
+        </w:rPr>
+      </w:r>
+    </w:p>
+    <w:p>
+      <w:r>
+        <w:rPr>
+          <w:b/>
+        </w:rPr>
+        <w:t>证据标准：</w:t>
+      </w:r>
+      <w:r>
+        <w:t>只有当 S 与 F 的可利用度都较低且相近时，才把 ΔGood 解释为 ΔV；否则报告为该学习系统的经验差，并同时给出跨种子矩阵上的 ΔGood。</w:t>
       </w:r>
     </w:p>
     <w:p>
@@ -4132,7 +4901,7 @@
     </w:p>
     <w:p>
       <w:r>
-        <w:t>以沉默基线 S 为主：没有显式信道时，公开行为是唯一可能的信息传递途径。证据分三层，结论只能达到实际完成的那一层：</w:t>
+        <w:t>以沉默基线 S 为主：没有显式信道时，公开行为是唯一可能的信息传递途径。S-ind 中已观察到只在同种子内有效的约定（例如刺客按座次或最后一名队长猜梅林），S-eq 用来检验这类隐式信号在近似均衡中是否仍然存在。证据分三层，结论只能达到实际完成的那一层：</w:t>
       </w:r>
     </w:p>
     <w:p>
@@ -4612,7 +5381,7 @@
         <w:pStyle w:val="ListBullet"/>
       </w:pPr>
       <w:r>
-        <w:t>有限预算下的 self-play 策略不是纳什均衡，本研究测量的是特定学习系统的经验表现；同一训练群体内的胜率只说明该群体内的平衡，需要跨种子的交叉对战加以区分。</w:t>
+        <w:t>S-eq 只是近似均衡：MMD 的收敛保证针对两人零和博弈，用在两队博弈上是经验做法；可利用度由有限预算学到的最优反应估计，是真实可利用度的下界。因此“接近均衡”是相对的，只在同一 BR 预算与初始化下比较。S-ind 的胜率只说明该训练群体内的平衡。</w:t>
       </w:r>
     </w:p>
     <w:p>
@@ -4970,6 +5739,84 @@
       </w:hyperlink>
     </w:p>
     <w:p>
+      <w:pPr>
+        <w:spacing w:after="100" w:line="264" w:lineRule="auto"/>
+      </w:pPr>
+      <w:r>
+        <w:rPr>
+          <w:sz w:val="18"/>
+        </w:rPr>
+        <w:t>[14] Sokota, S., D'Orazio, R., Kolter, J. Z., Loizou, N., Lanctot, M., Mitliagkas, I., Brown, N., &amp; Kroer, C. (2023). A Unified Approach to Reinforcement Learning, Quantal Response Equilibria, and Two-Player Zero-Sum Games. ICLR 2023.</w:t>
+      </w:r>
+      <w:r>
+        <w:rPr>
+          <w:sz w:val="18"/>
+        </w:rPr>
+        <w:t xml:space="preserve"> </w:t>
+      </w:r>
+      <w:hyperlink r:id="rId23">
+        <w:r>
+          <w:rPr>
+            <w:color w:val="24567A"/>
+            <w:sz w:val="18"/>
+          </w:rPr>
+          <w:t>原文链接</w:t>
+        </w:r>
+      </w:hyperlink>
+    </w:p>
+    <w:p>
+      <w:pPr>
+        <w:spacing w:after="100" w:line="264" w:lineRule="auto"/>
+      </w:pPr>
+      <w:r>
+        <w:rPr>
+          <w:sz w:val="18"/>
+        </w:rPr>
+        <w:t>[15] Timbers, F., Bard, N., Lockhart, E., Lanctot, M., Schmid, M., Burch, N., Schrittwieser, J., Hubert, T., &amp; Bowling, M. (2022). Approximate Exploitability: Learning a Best Response. IJCAI 2022.</w:t>
+      </w:r>
+      <w:r>
+        <w:rPr>
+          <w:sz w:val="18"/>
+        </w:rPr>
+        <w:t xml:space="preserve"> </w:t>
+      </w:r>
+      <w:hyperlink r:id="rId24">
+        <w:r>
+          <w:rPr>
+            <w:color w:val="24567A"/>
+            <w:sz w:val="18"/>
+          </w:rPr>
+          <w:t>原文链接</w:t>
+        </w:r>
+      </w:hyperlink>
+    </w:p>
+    <w:p>
+      <w:pPr>
+        <w:spacing w:after="100" w:line="264" w:lineRule="auto"/>
+      </w:pPr>
+      <w:r>
+        <w:rPr>
+          <w:sz w:val="18"/>
+        </w:rPr>
+        <w:t>[16] Celli, A., &amp; Gatti, N. (2018). Computational Results for Extensive-Form Adversarial Team Games. AAAI 2018.</w:t>
+      </w:r>
+      <w:r>
+        <w:rPr>
+          <w:sz w:val="18"/>
+        </w:rPr>
+        <w:t xml:space="preserve"> </w:t>
+      </w:r>
+      <w:hyperlink r:id="rId25">
+        <w:r>
+          <w:rPr>
+            <w:color w:val="24567A"/>
+            <w:sz w:val="18"/>
+          </w:rPr>
+          <w:t>原文链接</w:t>
+        </w:r>
+      </w:hyperlink>
+    </w:p>
+    <w:p>
       <w:r>
         <w:t>[C1] CS7329 Fall 2026. Current Topics Presentation and Paper (Graduate Students). 课程项目要求。</w:t>
       </w:r>

--- a/docs/Avalon_Research_Design.docx
+++ b/docs/Avalon_Research_Design.docx
@@ -401,17 +401,6 @@
       </w:r>
       <w:r>
         <w:t>沉默对局的决策更少，也不存在“消息被忽略”的 cheap-talk 学习难题，更容易训练成稳定的基线，并可作为各通信配置的起点。研究因此表述为“交流带来了什么”。不预设方向：交流可能帮助好人协调，也可能帮助坏人欺骗或找到梅林；不同信息的作用方向也可能相反，例如身份声明可能帮助派西维尔，也可能把梅林暴露给刺客。</w:t>
-      </w:r>
-    </w:p>
-    <w:p>
-      <w:r>
-        <w:rPr>
-          <w:b/>
-        </w:rPr>
-        <w:t>以近似均衡为主基线：</w:t>
-      </w:r>
-      <w:r>
-        <w:t>普通 self-play 学到的是与特定对手共同适应的策略，同一训练群体内的胜率会把“交流的作用”和“这群智能体恰好学到的约定”混在一起。主基线 S-eq 因此以与对手无关的近似纳什均衡为目标（PPO 加磁性镜像下降 MMD [14]），并用近似可利用度报告它离均衡多远 [15]；普通 self-play 的 S-ind 保留为次基线，用来衡量共同适应本身有多大。</w:t>
       </w:r>
     </w:p>
     <w:p>
@@ -947,7 +936,6 @@
           </w:tcPr>
           <w:p>
             <w:pPr>
-              <w:keepNext/>
               <w:spacing w:after="0" w:line="271" w:lineRule="auto"/>
             </w:pPr>
             <w:r>
@@ -967,7 +955,6 @@
           </w:tcPr>
           <w:p>
             <w:pPr>
-              <w:keepNext/>
               <w:spacing w:after="0" w:line="271" w:lineRule="auto"/>
             </w:pPr>
             <w:r>
@@ -985,7 +972,6 @@
           </w:tcPr>
           <w:p>
             <w:pPr>
-              <w:keepNext/>
               <w:spacing w:after="0" w:line="271" w:lineRule="auto"/>
             </w:pPr>
             <w:r>
@@ -993,181 +979,6 @@
                 <w:sz w:val="19"/>
               </w:rPr>
               <w:t>训练算法</w:t>
-            </w:r>
-          </w:p>
-        </w:tc>
-      </w:tr>
-      <w:tr>
-        <w:trPr>
-          <w:cantSplit/>
-        </w:trPr>
-        <w:tc>
-          <w:tcPr>
-            <w:tcW w:type="dxa" w:w="2088"/>
-            <w:vAlign w:val="center"/>
-          </w:tcPr>
-          <w:p>
-            <w:pPr>
-              <w:keepNext/>
-              <w:spacing w:after="0" w:line="271" w:lineRule="auto"/>
-              <w:jc w:val="center"/>
-            </w:pPr>
-            <w:r>
-              <w:rPr>
-                <w:sz w:val="19"/>
-              </w:rPr>
-              <w:t>MMD [14]</w:t>
-            </w:r>
-          </w:p>
-        </w:tc>
-        <w:tc>
-          <w:tcPr>
-            <w:tcW w:type="dxa" w:w="3456"/>
-            <w:vAlign w:val="center"/>
-          </w:tcPr>
-          <w:p>
-            <w:pPr>
-              <w:keepNext/>
-              <w:spacing w:after="0" w:line="271" w:lineRule="auto"/>
-            </w:pPr>
-            <w:r>
-              <w:rPr>
-                <w:sz w:val="19"/>
-              </w:rPr>
-              <w:t>策略梯度加上指向 magnet 策略的 KL 正则；magnet 定期更新时，在两人零和博弈中趋向纳什均衡</w:t>
-            </w:r>
-          </w:p>
-        </w:tc>
-        <w:tc>
-          <w:tcPr>
-            <w:tcW w:type="dxa" w:w="4118"/>
-            <w:vAlign w:val="center"/>
-          </w:tcPr>
-          <w:p>
-            <w:pPr>
-              <w:keepNext/>
-              <w:spacing w:after="0" w:line="271" w:lineRule="auto"/>
-            </w:pPr>
-            <w:r>
-              <w:rPr>
-                <w:sz w:val="19"/>
-              </w:rPr>
-              <w:t>主基线 S-eq 的训练算法</w:t>
-            </w:r>
-          </w:p>
-        </w:tc>
-      </w:tr>
-      <w:tr>
-        <w:trPr>
-          <w:cantSplit/>
-        </w:trPr>
-        <w:tc>
-          <w:tcPr>
-            <w:tcW w:type="dxa" w:w="2088"/>
-            <w:vAlign w:val="center"/>
-          </w:tcPr>
-          <w:p>
-            <w:pPr>
-              <w:keepNext/>
-              <w:spacing w:after="0" w:line="271" w:lineRule="auto"/>
-            </w:pPr>
-            <w:r>
-              <w:rPr>
-                <w:sz w:val="19"/>
-              </w:rPr>
-              <w:t>Timbers et al. [15]</w:t>
-            </w:r>
-          </w:p>
-        </w:tc>
-        <w:tc>
-          <w:tcPr>
-            <w:tcW w:type="dxa" w:w="3456"/>
-            <w:vAlign w:val="center"/>
-          </w:tcPr>
-          <w:p>
-            <w:pPr>
-              <w:keepNext/>
-              <w:spacing w:after="0" w:line="271" w:lineRule="auto"/>
-            </w:pPr>
-            <w:r>
-              <w:rPr>
-                <w:sz w:val="19"/>
-              </w:rPr>
-              <w:t>固定被评估策略，用 RL 训练最优反应，估计可利用度</w:t>
-            </w:r>
-          </w:p>
-        </w:tc>
-        <w:tc>
-          <w:tcPr>
-            <w:tcW w:type="dxa" w:w="4118"/>
-            <w:vAlign w:val="center"/>
-          </w:tcPr>
-          <w:p>
-            <w:pPr>
-              <w:keepNext/>
-              <w:spacing w:after="0" w:line="271" w:lineRule="auto"/>
-            </w:pPr>
-            <w:r>
-              <w:rPr>
-                <w:sz w:val="19"/>
-              </w:rPr>
-              <w:t>衡量各配置离均衡多远</w:t>
-            </w:r>
-          </w:p>
-        </w:tc>
-      </w:tr>
-      <w:tr>
-        <w:trPr>
-          <w:cantSplit/>
-        </w:trPr>
-        <w:tc>
-          <w:tcPr>
-            <w:tcW w:type="dxa" w:w="2088"/>
-            <w:vAlign w:val="center"/>
-          </w:tcPr>
-          <w:p>
-            <w:pPr>
-              <w:spacing w:after="0" w:line="271" w:lineRule="auto"/>
-            </w:pPr>
-            <w:r>
-              <w:rPr>
-                <w:sz w:val="19"/>
-              </w:rPr>
-              <w:t>Celli &amp; Gatti [16]</w:t>
-            </w:r>
-          </w:p>
-        </w:tc>
-        <w:tc>
-          <w:tcPr>
-            <w:tcW w:type="dxa" w:w="3456"/>
-            <w:vAlign w:val="center"/>
-          </w:tcPr>
-          <w:p>
-            <w:pPr>
-              <w:spacing w:after="0" w:line="271" w:lineRule="auto"/>
-            </w:pPr>
-            <w:r>
-              <w:rPr>
-                <w:sz w:val="19"/>
-              </w:rPr>
-              <w:t>两队零和博弈的均衡概念（TME、TMECor、TMECom）</w:t>
-            </w:r>
-          </w:p>
-        </w:tc>
-        <w:tc>
-          <w:tcPr>
-            <w:tcW w:type="dxa" w:w="4118"/>
-            <w:vAlign w:val="center"/>
-          </w:tcPr>
-          <w:p>
-            <w:pPr>
-              <w:spacing w:after="0" w:line="271" w:lineRule="auto"/>
-            </w:pPr>
-            <w:r>
-              <w:rPr>
-                <w:sz w:val="19"/>
-              </w:rPr>
-              <w:t>队内能否交流会改变队伍博弈的均衡值，是 ΔV 的理论依据</w:t>
             </w:r>
           </w:p>
         </w:tc>
@@ -1198,14 +1009,6 @@
       </w:pPr>
       <w:r>
         <w:t>以沉默对局为基线，在规则、算法和预算上受控、逐级加入通信的实验；</w:t>
-      </w:r>
-    </w:p>
-    <w:p>
-      <w:pPr>
-        <w:pStyle w:val="ListBullet"/>
-      </w:pPr>
-      <w:r>
-        <w:t>以近似纳什均衡策略为主基线，并报告可利用度，把交流的作用表述为均衡值的变化，而不只是某一训练群体内的胜率变化；</w:t>
       </w:r>
     </w:p>
     <w:p>
@@ -2161,57 +1964,6 @@
         <w:t>5 实验设计</w:t>
       </w:r>
     </w:p>
-    <w:p>
-      <w:r>
-        <w:rPr>
-          <w:b/>
-        </w:rPr>
-        <w:t>两个沉默基线：</w:t>
-      </w:r>
-      <w:r/>
-    </w:p>
-    <w:p>
-      <w:pPr>
-        <w:pStyle w:val="ListBullet"/>
-      </w:pPr>
-      <w:r>
-        <w:rPr>
-          <w:b/>
-        </w:rPr>
-        <w:t>S-eq（主基线）：</w:t>
-      </w:r>
-      <w:r>
-        <w:t>PPO 加 MMD 正则，magnet 为定期刷新的策略副本，目标是与对手无关的近似纳什均衡。正则强度与刷新间隔由小规模 pilot 按可利用度选定，之后所有通信配置沿用。</w:t>
-      </w:r>
-    </w:p>
-    <w:p>
-      <w:pPr>
-        <w:pStyle w:val="ListBullet"/>
-      </w:pPr>
-      <w:r>
-        <w:rPr>
-          <w:b/>
-        </w:rPr>
-        <w:t>S-ind（次基线）：</w:t>
-      </w:r>
-      <w:r>
-        <w:t>不加正则的 PPO self-play，对手为当前自己、历史快照与规则玩家。它衡量共同适应：同种子胜率与跨种子胜率之差、可利用度与 S-eq 之差。</w:t>
-      </w:r>
-    </w:p>
-    <w:p>
-      <w:pPr>
-        <w:pStyle w:val="ListBullet"/>
-      </w:pPr>
-      <w:r>
-        <w:rPr>
-          <w:b/>
-        </w:rPr>
-        <w:t>通信配置的训练方式：</w:t>
-      </w:r>
-      <w:r>
-        <w:t>M、M+k、F 都用 S-eq 的算法与超参数训练，因此主比较是“均衡对均衡”。</w:t>
-      </w:r>
-    </w:p>
     <w:tbl>
       <w:tblPr>
         <w:tblW w:type="auto" w:w="0"/>
@@ -2408,7 +2160,7 @@
               <w:rPr>
                 <w:sz w:val="19"/>
               </w:rPr>
-              <w:t>S-eq</w:t>
+              <w:t>S</w:t>
             </w:r>
           </w:p>
         </w:tc>
@@ -2516,139 +2268,7 @@
               <w:rPr>
                 <w:sz w:val="19"/>
               </w:rPr>
-              <w:t>沉默主基线（对照组），近似均衡</w:t>
-            </w:r>
-          </w:p>
-        </w:tc>
-      </w:tr>
-      <w:tr>
-        <w:trPr>
-          <w:cantSplit/>
-        </w:trPr>
-        <w:tc>
-          <w:tcPr>
-            <w:tcW w:type="dxa" w:w="1368"/>
-            <w:vAlign w:val="center"/>
-          </w:tcPr>
-          <w:p>
-            <w:pPr>
-              <w:keepNext/>
-              <w:spacing w:after="0" w:line="271" w:lineRule="auto"/>
-              <w:jc w:val="center"/>
-            </w:pPr>
-            <w:r>
-              <w:rPr>
-                <w:sz w:val="19"/>
-              </w:rPr>
-              <w:t>S-ind</w:t>
-            </w:r>
-          </w:p>
-        </w:tc>
-        <w:tc>
-          <w:tcPr>
-            <w:tcW w:type="dxa" w:w="864"/>
-            <w:vAlign w:val="center"/>
-          </w:tcPr>
-          <w:p>
-            <w:pPr>
-              <w:keepNext/>
-              <w:spacing w:after="0" w:line="271" w:lineRule="auto"/>
-            </w:pPr>
-            <w:r>
-              <w:rPr>
-                <w:sz w:val="19"/>
-              </w:rPr>
-              <w:t>关</w:t>
-            </w:r>
-          </w:p>
-        </w:tc>
-        <w:tc>
-          <w:tcPr>
-            <w:tcW w:type="dxa" w:w="864"/>
-            <w:vAlign w:val="center"/>
-          </w:tcPr>
-          <w:p>
-            <w:pPr>
-              <w:keepNext/>
-              <w:spacing w:after="0" w:line="271" w:lineRule="auto"/>
-            </w:pPr>
-            <w:r>
-              <w:rPr>
-                <w:sz w:val="19"/>
-              </w:rPr>
-              <w:t>关</w:t>
-            </w:r>
-          </w:p>
-        </w:tc>
-        <w:tc>
-          <w:tcPr>
-            <w:tcW w:type="dxa" w:w="864"/>
-            <w:vAlign w:val="center"/>
-          </w:tcPr>
-          <w:p>
-            <w:pPr>
-              <w:keepNext/>
-              <w:spacing w:after="0" w:line="271" w:lineRule="auto"/>
-            </w:pPr>
-            <w:r>
-              <w:rPr>
-                <w:sz w:val="19"/>
-              </w:rPr>
-              <w:t>关</w:t>
-            </w:r>
-          </w:p>
-        </w:tc>
-        <w:tc>
-          <w:tcPr>
-            <w:tcW w:type="dxa" w:w="864"/>
-            <w:vAlign w:val="center"/>
-          </w:tcPr>
-          <w:p>
-            <w:pPr>
-              <w:keepNext/>
-              <w:spacing w:after="0" w:line="271" w:lineRule="auto"/>
-            </w:pPr>
-            <w:r>
-              <w:rPr>
-                <w:sz w:val="19"/>
-              </w:rPr>
-              <w:t>关</w:t>
-            </w:r>
-          </w:p>
-        </w:tc>
-        <w:tc>
-          <w:tcPr>
-            <w:tcW w:type="dxa" w:w="864"/>
-            <w:vAlign w:val="center"/>
-          </w:tcPr>
-          <w:p>
-            <w:pPr>
-              <w:keepNext/>
-              <w:spacing w:after="0" w:line="271" w:lineRule="auto"/>
-            </w:pPr>
-            <w:r>
-              <w:rPr>
-                <w:sz w:val="19"/>
-              </w:rPr>
-              <w:t>关</w:t>
-            </w:r>
-          </w:p>
-        </w:tc>
-        <w:tc>
-          <w:tcPr>
-            <w:tcW w:type="dxa" w:w="3974"/>
-            <w:vAlign w:val="center"/>
-          </w:tcPr>
-          <w:p>
-            <w:pPr>
-              <w:keepNext/>
-              <w:spacing w:after="0" w:line="271" w:lineRule="auto"/>
-            </w:pPr>
-            <w:r>
-              <w:rPr>
-                <w:sz w:val="19"/>
-              </w:rPr>
-              <w:t>沉默次基线，普通 self-play</w:t>
+              <w:t>沉默基线（对照组）：PPO self-play</w:t>
             </w:r>
           </w:p>
         </w:tc>
@@ -3319,7 +2939,7 @@
     </w:p>
     <w:p>
       <w:r>
-        <w:t>核心层为 S-eq、S-ind、M、F；扩展层为在 M 上逐项加入一个槽位的三个配置。下文的 S 不加说明时指 S-eq。</w:t>
+        <w:t>核心层为 S、M、F；扩展层为在 M 上逐项加入一个槽位的三个配置。</w:t>
       </w:r>
     </w:p>
     <w:tbl>
@@ -3473,7 +3093,7 @@
               <w:rPr>
                 <w:sz w:val="19"/>
               </w:rPr>
-              <w:t>沉默（S-eq）</w:t>
+              <w:t>沉默</w:t>
             </w:r>
           </w:p>
         </w:tc>
@@ -3510,84 +3130,6 @@
                 <w:sz w:val="19"/>
               </w:rPr>
               <w:t>对照组</w:t>
-            </w:r>
-          </w:p>
-        </w:tc>
-      </w:tr>
-      <w:tr>
-        <w:trPr>
-          <w:cantSplit/>
-        </w:trPr>
-        <w:tc>
-          <w:tcPr>
-            <w:tcW w:type="dxa" w:w="1440"/>
-            <w:vAlign w:val="center"/>
-          </w:tcPr>
-          <w:p>
-            <w:pPr>
-              <w:keepNext/>
-              <w:spacing w:after="0" w:line="271" w:lineRule="auto"/>
-              <w:jc w:val="center"/>
-            </w:pPr>
-            <w:r>
-              <w:rPr>
-                <w:sz w:val="19"/>
-              </w:rPr>
-              <w:t>S-ind → S-ind</w:t>
-            </w:r>
-          </w:p>
-        </w:tc>
-        <w:tc>
-          <w:tcPr>
-            <w:tcW w:type="dxa" w:w="1944"/>
-            <w:vAlign w:val="center"/>
-          </w:tcPr>
-          <w:p>
-            <w:pPr>
-              <w:keepNext/>
-              <w:spacing w:after="0" w:line="271" w:lineRule="auto"/>
-            </w:pPr>
-            <w:r>
-              <w:rPr>
-                <w:sz w:val="19"/>
-              </w:rPr>
-              <w:t>沉默（普通 self-play）</w:t>
-            </w:r>
-          </w:p>
-        </w:tc>
-        <w:tc>
-          <w:tcPr>
-            <w:tcW w:type="dxa" w:w="2520"/>
-            <w:vAlign w:val="center"/>
-          </w:tcPr>
-          <w:p>
-            <w:pPr>
-              <w:keepNext/>
-              <w:spacing w:after="0" w:line="271" w:lineRule="auto"/>
-            </w:pPr>
-            <w:r>
-              <w:rPr>
-                <w:sz w:val="19"/>
-              </w:rPr>
-              <w:t>沉默</w:t>
-            </w:r>
-          </w:p>
-        </w:tc>
-        <w:tc>
-          <w:tcPr>
-            <w:tcW w:type="dxa" w:w="3758"/>
-            <w:vAlign w:val="center"/>
-          </w:tcPr>
-          <w:p>
-            <w:pPr>
-              <w:keepNext/>
-              <w:spacing w:after="0" w:line="271" w:lineRule="auto"/>
-            </w:pPr>
-            <w:r>
-              <w:rPr>
-                <w:sz w:val="19"/>
-              </w:rPr>
-              <w:t>共同适应的参照</w:t>
             </w:r>
           </w:p>
         </w:tc>
@@ -4136,7 +3678,7 @@
         <w:t>控制：</w:t>
       </w:r>
       <w:r>
-        <w:t>各配置使用相同的网络结构、输出头、超参数与训练局数，只用掩码改变可用槽位。训练随机种子是重复单位，核心层每个配置 3 个种子。通信配置从同一种子的 S-eq checkpoint 分支，并沿用相同的 MMD 设置，以便配对比较；但这可能让通信策略沿用沉默时的打法，因此另设从头训练的对照。</w:t>
+        <w:t>各配置使用相同的网络结构、输出头、超参数与训练局数，只用掩码改变可用槽位。训练随机种子是重复单位，核心层每个配置 3 个种子。通信配置从同一种子的沉默 checkpoint 分支训练，以便配对比较；但这可能让通信策略沿用沉默时的打法，因此另设从头训练的对照。</w:t>
       </w:r>
     </w:p>
     <w:p>
@@ -4165,310 +3707,10 @@
         <w:rPr>
           <w:b/>
         </w:rPr>
-        <w:t>均衡值的解释：</w:t>
+        <w:t>跨种子评估：</w:t>
       </w:r>
       <w:r>
-        <w:t>两人零和博弈中，cheap talk 不改变博弈值：听者可以忽略消息，说话者可以说无意义的话。阿瓦隆是两队零和博弈，同队成员之间信息不对称，好人尤其缺少梅林所掌握的信息；公开交流让队友可以传递私有信息，但对手也能听到，因此均衡值可以改变，方向事先未知。[16] 当 S 与 F 都接近均衡时，ΔGood 近似均衡值之差 ΔV＝V(F) − V(S)，回答的是“交流是否改变了这款游戏本身的平衡”，而不只是“这群智能体是否打得不同”。</w:t>
-      </w:r>
-    </w:p>
-    <w:p>
-      <w:pPr>
-        <w:pStyle w:val="Heading2"/>
-      </w:pPr>
-      <w:r>
-        <w:t>均衡质量（各 RQ 的前提）</w:t>
-      </w:r>
-    </w:p>
-    <w:tbl>
-      <w:tblPr>
-        <w:tblW w:type="auto" w:w="0"/>
-        <w:jc w:val="center"/>
-        <w:tblLayout w:type="fixed"/>
-        <w:tblLook w:firstColumn="1" w:firstRow="1" w:lastColumn="0" w:lastRow="0" w:noHBand="0" w:noVBand="1" w:val="04A0"/>
-        <w:tblBorders>
-          <w:top w:val="single" w:sz="4" w:color="D9D9D9"/>
-          <w:left w:val="single" w:sz="4" w:color="D9D9D9"/>
-          <w:bottom w:val="single" w:sz="4" w:color="D9D9D9"/>
-          <w:right w:val="single" w:sz="4" w:color="D9D9D9"/>
-          <w:insideH w:val="single" w:sz="4" w:color="D9D9D9"/>
-          <w:insideV w:val="single" w:sz="4" w:color="D9D9D9"/>
-        </w:tblBorders>
-        <w:tblCellMar>
-          <w:top w:w="85" w:type="dxa"/>
-          <w:bottom w:w="85" w:type="dxa"/>
-          <w:left w:w="105" w:type="dxa"/>
-          <w:right w:w="105" w:type="dxa"/>
-        </w:tblCellMar>
-      </w:tblPr>
-      <w:tblGrid>
-        <w:gridCol w:w="1728"/>
-        <w:gridCol w:w="4680"/>
-        <w:gridCol w:w="3254"/>
-      </w:tblGrid>
-      <w:tr>
-        <w:trPr>
-          <w:tblHeader/>
-          <w:cantSplit/>
-        </w:trPr>
-        <w:tc>
-          <w:tcPr>
-            <w:tcW w:type="dxa" w:w="1728"/>
-            <w:vAlign w:val="center"/>
-            <w:shd w:fill="E6EDF3"/>
-          </w:tcPr>
-          <w:p>
-            <w:pPr>
-              <w:keepNext/>
-              <w:spacing w:after="0" w:line="271" w:lineRule="auto"/>
-              <w:jc w:val="center"/>
-            </w:pPr>
-            <w:r>
-              <w:rPr>
-                <w:b/>
-                <w:sz w:val="19"/>
-              </w:rPr>
-              <w:t>指标</w:t>
-            </w:r>
-          </w:p>
-        </w:tc>
-        <w:tc>
-          <w:tcPr>
-            <w:tcW w:type="dxa" w:w="4680"/>
-            <w:vAlign w:val="center"/>
-            <w:shd w:fill="E6EDF3"/>
-          </w:tcPr>
-          <w:p>
-            <w:pPr>
-              <w:keepNext/>
-              <w:spacing w:after="0" w:line="271" w:lineRule="auto"/>
-            </w:pPr>
-            <w:r>
-              <w:rPr>
-                <w:b/>
-                <w:sz w:val="19"/>
-              </w:rPr>
-              <w:t>量化方式</w:t>
-            </w:r>
-          </w:p>
-        </w:tc>
-        <w:tc>
-          <w:tcPr>
-            <w:tcW w:type="dxa" w:w="3254"/>
-            <w:vAlign w:val="center"/>
-            <w:shd w:fill="E6EDF3"/>
-          </w:tcPr>
-          <w:p>
-            <w:pPr>
-              <w:keepNext/>
-              <w:spacing w:after="0" w:line="271" w:lineRule="auto"/>
-            </w:pPr>
-            <w:r>
-              <w:rPr>
-                <w:b/>
-                <w:sz w:val="19"/>
-              </w:rPr>
-              <w:t>用途</w:t>
-            </w:r>
-          </w:p>
-        </w:tc>
-      </w:tr>
-      <w:tr>
-        <w:trPr>
-          <w:cantSplit/>
-        </w:trPr>
-        <w:tc>
-          <w:tcPr>
-            <w:tcW w:type="dxa" w:w="1728"/>
-            <w:vAlign w:val="center"/>
-          </w:tcPr>
-          <w:p>
-            <w:pPr>
-              <w:keepNext/>
-              <w:spacing w:after="0" w:line="271" w:lineRule="auto"/>
-              <w:jc w:val="center"/>
-            </w:pPr>
-            <w:r>
-              <w:rPr>
-                <w:sz w:val="19"/>
-              </w:rPr>
-              <w:t>近似可利用度</w:t>
-            </w:r>
-          </w:p>
-        </w:tc>
-        <w:tc>
-          <w:tcPr>
-            <w:tcW w:type="dxa" w:w="4680"/>
-            <w:vAlign w:val="center"/>
-          </w:tcPr>
-          <w:p>
-            <w:pPr>
-              <w:keepNext/>
-              <w:spacing w:after="0" w:line="271" w:lineRule="auto"/>
-            </w:pPr>
-            <w:r>
-              <w:rPr>
-                <w:sz w:val="19"/>
-              </w:rPr>
-              <w:t>分别冻结一方，用 RL 训练另一方的最优反应：BR 好人胜率 ＋ BR 坏人胜率 − 1；纳什均衡处为 0</w:t>
-            </w:r>
-          </w:p>
-        </w:tc>
-        <w:tc>
-          <w:tcPr>
-            <w:tcW w:type="dxa" w:w="3254"/>
-            <w:vAlign w:val="center"/>
-          </w:tcPr>
-          <w:p>
-            <w:pPr>
-              <w:keepNext/>
-              <w:spacing w:after="0" w:line="271" w:lineRule="auto"/>
-            </w:pPr>
-            <w:r>
-              <w:rPr>
-                <w:sz w:val="19"/>
-              </w:rPr>
-              <w:t>比较 S-eq、S-ind 与各通信配置离均衡多远；同一 BR 预算下比较</w:t>
-            </w:r>
-          </w:p>
-        </w:tc>
-      </w:tr>
-      <w:tr>
-        <w:trPr>
-          <w:cantSplit/>
-        </w:trPr>
-        <w:tc>
-          <w:tcPr>
-            <w:tcW w:type="dxa" w:w="1728"/>
-            <w:vAlign w:val="center"/>
-          </w:tcPr>
-          <w:p>
-            <w:pPr>
-              <w:keepNext/>
-              <w:spacing w:after="0" w:line="271" w:lineRule="auto"/>
-              <w:jc w:val="center"/>
-            </w:pPr>
-            <w:r>
-              <w:rPr>
-                <w:sz w:val="19"/>
-              </w:rPr>
-              <w:t>跨种子交叉对战</w:t>
-            </w:r>
-          </w:p>
-        </w:tc>
-        <w:tc>
-          <w:tcPr>
-            <w:tcW w:type="dxa" w:w="4680"/>
-            <w:vAlign w:val="center"/>
-          </w:tcPr>
-          <w:p>
-            <w:pPr>
-              <w:keepNext/>
-              <w:spacing w:after="0" w:line="271" w:lineRule="auto"/>
-            </w:pPr>
-            <w:r>
-              <w:rPr>
-                <w:sz w:val="19"/>
-              </w:rPr>
-              <w:t>3 × 3 的好人 i 对坏人 j 矩阵；同种子对角线与跨种子非对角线分别汇总</w:t>
-            </w:r>
-          </w:p>
-        </w:tc>
-        <w:tc>
-          <w:tcPr>
-            <w:tcW w:type="dxa" w:w="3254"/>
-            <w:vAlign w:val="center"/>
-          </w:tcPr>
-          <w:p>
-            <w:pPr>
-              <w:keepNext/>
-              <w:spacing w:after="0" w:line="271" w:lineRule="auto"/>
-            </w:pPr>
-            <w:r>
-              <w:rPr>
-                <w:sz w:val="19"/>
-              </w:rPr>
-              <w:t>对角线与非对角线之差衡量共同适应；均衡策略应当两者接近</w:t>
-            </w:r>
-          </w:p>
-        </w:tc>
-      </w:tr>
-      <w:tr>
-        <w:trPr>
-          <w:cantSplit/>
-        </w:trPr>
-        <w:tc>
-          <w:tcPr>
-            <w:tcW w:type="dxa" w:w="1728"/>
-            <w:vAlign w:val="center"/>
-          </w:tcPr>
-          <w:p>
-            <w:pPr>
-              <w:spacing w:after="0" w:line="271" w:lineRule="auto"/>
-              <w:jc w:val="center"/>
-            </w:pPr>
-            <w:r>
-              <w:rPr>
-                <w:sz w:val="19"/>
-              </w:rPr>
-              <w:t>对规则对手</w:t>
-            </w:r>
-          </w:p>
-        </w:tc>
-        <w:tc>
-          <w:tcPr>
-            <w:tcW w:type="dxa" w:w="4680"/>
-            <w:vAlign w:val="center"/>
-          </w:tcPr>
-          <w:p>
-            <w:pPr>
-              <w:spacing w:after="0" w:line="271" w:lineRule="auto"/>
-            </w:pPr>
-            <w:r>
-              <w:rPr>
-                <w:sz w:val="19"/>
-              </w:rPr>
-              <w:t>冻结策略分别对规则好人与规则坏人的胜率</w:t>
-            </w:r>
-          </w:p>
-        </w:tc>
-        <w:tc>
-          <w:tcPr>
-            <w:tcW w:type="dxa" w:w="3254"/>
-            <w:vAlign w:val="center"/>
-          </w:tcPr>
-          <w:p>
-            <w:pPr>
-              <w:spacing w:after="0" w:line="271" w:lineRule="auto"/>
-            </w:pPr>
-            <w:r>
-              <w:rPr>
-                <w:sz w:val="19"/>
-              </w:rPr>
-              <w:t>排除“彼此都很弱”的退化均衡</w:t>
-            </w:r>
-          </w:p>
-        </w:tc>
-      </w:tr>
-    </w:tbl>
-    <w:p>
-      <w:pPr>
-        <w:spacing w:after="0" w:before="0" w:line="240" w:lineRule="auto"/>
-      </w:pPr>
-      <w:r>
-        <w:rPr>
-          <w:sz w:val="4"/>
-        </w:rPr>
-      </w:r>
-    </w:p>
-    <w:p>
-      <w:r>
-        <w:rPr>
-          <w:b/>
-        </w:rPr>
-        <w:t>证据标准：</w:t>
-      </w:r>
-      <w:r>
-        <w:t>只有当 S 与 F 的可利用度都较低且相近时，才把 ΔGood 解释为 ΔV；否则报告为该学习系统的经验差，并同时给出跨种子矩阵上的 ΔGood。</w:t>
+        <w:t>self-play 会学到只在同一训练群体内有效的约定。沉默基线中，好人对同种子坏人的胜率为 0.39，对其他种子坏人为 0.54。因此每个配置都报告 3 × 3 的好人 i 对坏人 j 胜率矩阵，ΔGood 分别在同种子对局（对角线）与跨种子对局（非对角线）上报告，用来区分交流本身的作用与种子特有的约定。跨种子只用于评估，不参与训练。</w:t>
       </w:r>
     </w:p>
     <w:p>
@@ -4901,7 +4143,7 @@
     </w:p>
     <w:p>
       <w:r>
-        <w:t>以沉默基线 S 为主：没有显式信道时，公开行为是唯一可能的信息传递途径。S-ind 中已观察到只在同种子内有效的约定（例如刺客按座次或最后一名队长猜梅林），S-eq 用来检验这类隐式信号在近似均衡中是否仍然存在。证据分三层，结论只能达到实际完成的那一层：</w:t>
+        <w:t>以沉默基线 S 为主：没有显式信道时，公开行为是唯一可能的信息传递途径。S 中已观察到只在同种子内有效的隐式约定，例如刺客按座次或按最后一名队长猜梅林，对其他种子的梅林则接近随机；跨种子评估用来区分通用信号与种子特有的约定。证据分三层，结论只能达到实际完成的那一层：</w:t>
       </w:r>
     </w:p>
     <w:p>
@@ -5381,7 +4623,7 @@
         <w:pStyle w:val="ListBullet"/>
       </w:pPr>
       <w:r>
-        <w:t>S-eq 只是近似均衡：MMD 的收敛保证针对两人零和博弈，用在两队博弈上是经验做法；可利用度由有限预算学到的最优反应估计，是真实可利用度的下界。因此“接近均衡”是相对的，只在同一 BR 预算与初始化下比较。S-ind 的胜率只说明该训练群体内的平衡。</w:t>
+        <w:t>有限预算下的 self-play 策略不是纳什均衡，本研究测量的是特定学习系统的经验表现，不以求解均衡为目标：两队博弈中队友之间不能共享私有信息，其均衡在理论上就比两人零和博弈难求 [16]；以 PPO 加 MMD 均衡正则 [14] 训练的对照在 150 万局时近似可利用度 [15] 为 0.60，普通 self-play 为 0.65，并未明显接近均衡。同一训练群体内的胜率只说明该群体内的平衡，需要跨种子评估加以区分。</w:t>
       </w:r>
     </w:p>
     <w:p>

--- a/docs/Avalon_Research_Design.docx
+++ b/docs/Avalon_Research_Design.docx
@@ -1363,7 +1363,7 @@
         <w:t>发言时机：</w:t>
       </w:r>
       <w:r>
-        <w:t>每次队长公布提案后、投票前有一轮公开讨论，从队长开始每人发一条结构化消息，后发言者能看到先发言者的内容。三次任务成功后，两名坏人在刺杀前各发言一次，只开放阵营判断槽，含义改为“我认为某人是梅林”。</w:t>
+        <w:t>模拟线下常见玩法。每轮任务开始、第一次组队之前有一轮公开讨论：从队长左手边的玩家开始依次发言，队长最后发言，然后正式组队、全员投票。组队被否决后队长顺延，下一位直接组队并投票，不再讨论；一轮内连续五次否决，坏人获胜。组队通过、任务结束后，下一轮的队长继续顺延，并重新开始讨论。三次任务成功后，莫甘娜与刺客在刺杀前各发言一次，共同判断谁是梅林。没有对话：每人按顺序只说一次，不能点名或要求回应。</w:t>
       </w:r>
     </w:p>
     <w:tbl>
@@ -1389,9 +1389,9 @@
       </w:tblPr>
       <w:tblGrid>
         <w:gridCol w:w="1440"/>
-        <w:gridCol w:w="1800"/>
+        <w:gridCol w:w="1656"/>
         <w:gridCol w:w="3312"/>
-        <w:gridCol w:w="3110"/>
+        <w:gridCol w:w="3254"/>
       </w:tblGrid>
       <w:tr>
         <w:trPr>
@@ -1421,7 +1421,7 @@
         </w:tc>
         <w:tc>
           <w:tcPr>
-            <w:tcW w:type="dxa" w:w="1800"/>
+            <w:tcW w:type="dxa" w:w="1656"/>
             <w:vAlign w:val="center"/>
             <w:shd w:fill="E6EDF3"/>
           </w:tcPr>
@@ -1461,7 +1461,7 @@
         </w:tc>
         <w:tc>
           <w:tcPr>
-            <w:tcW w:type="dxa" w:w="3110"/>
+            <w:tcW w:type="dxa" w:w="3254"/>
             <w:vAlign w:val="center"/>
             <w:shd w:fill="E6EDF3"/>
           </w:tcPr>
@@ -1505,7 +1505,7 @@
         </w:tc>
         <w:tc>
           <w:tcPr>
-            <w:tcW w:type="dxa" w:w="1800"/>
+            <w:tcW w:type="dxa" w:w="1656"/>
             <w:vAlign w:val="center"/>
           </w:tcPr>
           <w:p>
@@ -1541,7 +1541,7 @@
         </w:tc>
         <w:tc>
           <w:tcPr>
-            <w:tcW w:type="dxa" w:w="3110"/>
+            <w:tcW w:type="dxa" w:w="3254"/>
             <w:vAlign w:val="center"/>
           </w:tcPr>
           <w:p>
@@ -1553,7 +1553,7 @@
               <w:rPr>
                 <w:sz w:val="19"/>
               </w:rPr>
-              <w:t>可虚假；历次声明公开可见</w:t>
+              <w:t>不能自称坏人身份；可虚假</w:t>
             </w:r>
           </w:p>
         </w:tc>
@@ -1583,7 +1583,7 @@
         </w:tc>
         <w:tc>
           <w:tcPr>
-            <w:tcW w:type="dxa" w:w="1800"/>
+            <w:tcW w:type="dxa" w:w="1656"/>
             <w:vAlign w:val="center"/>
           </w:tcPr>
           <w:p>
@@ -1613,13 +1613,13 @@
               <w:rPr>
                 <w:sz w:val="19"/>
               </w:rPr>
-              <w:t>对其余五名玩家各选：不评、好、坏</w:t>
+              <w:t>对其余五人各选：不评、好人、坏人、忠臣、梅林、派西维尔、莫甘娜、刺客</w:t>
             </w:r>
           </w:p>
         </w:tc>
         <w:tc>
           <w:tcPr>
-            <w:tcW w:type="dxa" w:w="3110"/>
+            <w:tcW w:type="dxa" w:w="3254"/>
             <w:vAlign w:val="center"/>
           </w:tcPr>
           <w:p>
@@ -1631,7 +1631,7 @@
               <w:rPr>
                 <w:sz w:val="19"/>
               </w:rPr>
-              <w:t>可虚假</w:t>
+              <w:t>可只评价部分人；连同自己的声明，不超过牌堆中各身份的数量</w:t>
             </w:r>
           </w:p>
         </w:tc>
@@ -1661,7 +1661,7 @@
         </w:tc>
         <w:tc>
           <w:tcPr>
-            <w:tcW w:type="dxa" w:w="1800"/>
+            <w:tcW w:type="dxa" w:w="1656"/>
             <w:vAlign w:val="center"/>
           </w:tcPr>
           <w:p>
@@ -1691,13 +1691,13 @@
               <w:rPr>
                 <w:sz w:val="19"/>
               </w:rPr>
-              <w:t>对每名被评价的玩家选一条：任务、投票或组队记录（附轮次）、身份视野声明、无依据</w:t>
+              <w:t>对每个被评价者选一条：任务、投票或组队记录（附轮次）、身份视野、无依据</w:t>
             </w:r>
           </w:p>
         </w:tc>
         <w:tc>
           <w:tcPr>
-            <w:tcW w:type="dxa" w:w="3110"/>
+            <w:tcW w:type="dxa" w:w="3254"/>
             <w:vAlign w:val="center"/>
           </w:tcPr>
           <w:p>
@@ -1709,7 +1709,7 @@
               <w:rPr>
                 <w:sz w:val="19"/>
               </w:rPr>
-              <w:t>依附于 ②；公开记录类依据必须指向真实事件，但可以选择性引用</w:t>
+              <w:t>是该判断的推理：只引用已结束任务的真实记录，且指向与判断相同的方向；身份视野须与所声称角色的视野相符</w:t>
             </w:r>
           </w:p>
         </w:tc>
@@ -1739,7 +1739,7 @@
         </w:tc>
         <w:tc>
           <w:tcPr>
-            <w:tcW w:type="dxa" w:w="1800"/>
+            <w:tcW w:type="dxa" w:w="1656"/>
             <w:vAlign w:val="center"/>
           </w:tcPr>
           <w:p>
@@ -1751,7 +1751,7 @@
               <w:rPr>
                 <w:sz w:val="19"/>
               </w:rPr>
-              <w:t>我点哪些人上车</w:t>
+              <w:t>我希望谁上车</w:t>
             </w:r>
           </w:p>
         </w:tc>
@@ -1769,13 +1769,13 @@
               <w:rPr>
                 <w:sz w:val="19"/>
               </w:rPr>
-              <w:t>不建议，或一个合法队伍</w:t>
+              <w:t>不建议，或一支当前人数的合法队伍</w:t>
             </w:r>
           </w:p>
         </w:tc>
         <w:tc>
           <w:tcPr>
-            <w:tcW w:type="dxa" w:w="3110"/>
+            <w:tcW w:type="dxa" w:w="3254"/>
             <w:vAlign w:val="center"/>
           </w:tcPr>
           <w:p>
@@ -1787,7 +1787,7 @@
               <w:rPr>
                 <w:sz w:val="19"/>
               </w:rPr>
-              <w:t>与提案共用队伍编码</w:t>
+              <w:t>人人可提，也可不提；不能包含自己判为坏的人；队长发言后直接正式组队</w:t>
             </w:r>
           </w:p>
         </w:tc>
@@ -1816,7 +1816,7 @@
         </w:tc>
         <w:tc>
           <w:tcPr>
-            <w:tcW w:type="dxa" w:w="1800"/>
+            <w:tcW w:type="dxa" w:w="1656"/>
             <w:vAlign w:val="center"/>
           </w:tcPr>
           <w:p>
@@ -1827,7 +1827,7 @@
               <w:rPr>
                 <w:sz w:val="19"/>
               </w:rPr>
-              <w:t>我赞成或反对，希望谁回应</w:t>
+              <w:t>我这一轮会怎么投</w:t>
             </w:r>
           </w:p>
         </w:tc>
@@ -1844,13 +1844,13 @@
               <w:rPr>
                 <w:sz w:val="19"/>
               </w:rPr>
-              <w:t>不表态、赞成、反对；可点名一名尚未发言的玩家</w:t>
+              <w:t>对每名其他玩家：是否“只要他在队里我就否决”</w:t>
             </w:r>
           </w:p>
         </w:tc>
         <w:tc>
           <w:tcPr>
-            <w:tcW w:type="dxa" w:w="3110"/>
+            <w:tcW w:type="dxa" w:w="3254"/>
             <w:vAlign w:val="center"/>
           </w:tcPr>
           <w:p>
@@ -1861,7 +1861,7 @@
               <w:rPr>
                 <w:sz w:val="19"/>
               </w:rPr>
-              <w:t>不约束实际投票</w:t>
+              <w:t>不能否决自己判为好人或放进自己建议队伍的人；不约束实际投票</w:t>
             </w:r>
           </w:p>
         </w:tc>
@@ -1908,10 +1908,38 @@
         <w:rPr>
           <w:b/>
         </w:rPr>
-        <w:t>允许说谎：</w:t>
+        <w:t>允许说谎与部分表达，但不能自相矛盾：</w:t>
       </w:r>
       <w:r>
-        <w:t>内容可以虚假，裁判只检查合法性，不检查真假。</w:t>
+        <w:t>内容可以虚假，也可以只说一部分，裁判不检查真假；但同一条消息内部必须逻辑一致，例如不能把两人都说成梅林，不能用成功的任务证明某人是坏人，也不能建议自己指控的人上车。</w:t>
+      </w:r>
+    </w:p>
+    <w:p>
+      <w:pPr>
+        <w:pStyle w:val="ListBullet"/>
+      </w:pPr>
+      <w:r>
+        <w:rPr>
+          <w:b/>
+        </w:rPr>
+        <w:t>只管当轮：</w:t>
+      </w:r>
+      <w:r>
+        <w:t>每条消息只针对当前这一轮，下一轮可以改口；历次发言公开可见，改口本身也是听者可以利用的信号。</w:t>
+      </w:r>
+    </w:p>
+    <w:p>
+      <w:pPr>
+        <w:pStyle w:val="ListBullet"/>
+      </w:pPr>
+      <w:r>
+        <w:rPr>
+          <w:b/>
+        </w:rPr>
+        <w:t>两条语义链：</w:t>
+      </w:r>
+      <w:r>
+        <w:t>声明 → 判断 → 依据构成推理链，依据是判断的理由；判断 → 组队 → 行动倾向构成行动链，倾向用来预告并解释自己的投票。</w:t>
       </w:r>
     </w:p>
     <w:p>
@@ -1925,7 +1953,7 @@
         <w:t>让信道带有内在含义：</w:t>
       </w:r>
       <w:r>
-        <w:t>公开记录类依据只能引用真实发生的事件，组队建议与提案共用队伍编码。理由有三：线下歪曲公开记录会被当场识破；可验证的依据与不可验证的身份视野声明分开后，可以检验“有依据的指控”是否更有说服力；Cao 等人的结果表明，有内在含义的信道比纯 cheap talk 更容易被利用。[8]</w:t>
+        <w:t>公开记录类依据只能引用真实发生的事件，并且方向必须与判断一致。理由有三：线下歪曲公开记录会被当场识破；可验证的依据与不可验证的身份视野分开后，可以检验“有依据的指控”是否更有说服力；Cao 等人的结果表明，有内在含义的信道比纯 cheap talk 更容易被利用。[8] 坏人仍可通过选择性引用真实记录来误导。</w:t>
       </w:r>
     </w:p>
     <w:p>

--- a/docs/Avalon_Research_Design.docx
+++ b/docs/Avalon_Research_Design.docx
@@ -1827,7 +1827,7 @@
               <w:rPr>
                 <w:sz w:val="19"/>
               </w:rPr>
-              <w:t>我这一轮会怎么投</w:t>
+              <w:t>我会怎么投、出事后会怎么做</w:t>
             </w:r>
           </w:p>
         </w:tc>
@@ -1844,7 +1844,7 @@
               <w:rPr>
                 <w:sz w:val="19"/>
               </w:rPr>
-              <w:t>对每名其他玩家：是否“只要他在队里我就否决”</w:t>
+              <w:t>对每名其他玩家选一项：无；条件否决（他在队里我就否决）；要人（队里没有他我就否决）；绑票（我和他必须同上同下，否则否决）；失败追责（本轮任务失败且他在队上，此后我否决有他的队伍）</w:t>
             </w:r>
           </w:p>
         </w:tc>
@@ -1861,7 +1861,7 @@
               <w:rPr>
                 <w:sz w:val="19"/>
               </w:rPr>
-              <w:t>不能否决自己判为好人或放进自己建议队伍的人；不约束实际投票</w:t>
+              <w:t>不能否决自己判为好人的人，不能要人或绑票自己判为坏的人；本轮的投票条件必须至少有一支当前人数的队伍能同时满足，自己的组队建议也须满足；不约束实际投票</w:t>
             </w:r>
           </w:p>
         </w:tc>
@@ -1939,7 +1939,7 @@
         <w:t>两条语义链：</w:t>
       </w:r>
       <w:r>
-        <w:t>声明 → 判断 → 依据构成推理链，依据是判断的理由；判断 → 组队 → 行动倾向构成行动链，倾向用来预告并解释自己的投票。</w:t>
+        <w:t>声明 → 判断 → 依据构成推理链，依据是判断的理由；判断 → 组队 → 行动倾向构成行动链，倾向用来预告并解释自己的投票，以及任务失败后的应对。</w:t>
       </w:r>
     </w:p>
     <w:p>
